--- a/这个文件不重要.docx
+++ b/这个文件不重要.docx
@@ -160,6 +160,11 @@
       </w:r>
     </w:p>
     <w:p>
+      <w:r>
+        <w:t>知识库应该支持导入多个文档</w:t>
+      </w:r>
+    </w:p>
+    <w:p>
       <w:pPr>
         <w:jc w:val="both"/>
       </w:pPr>
@@ -259,22 +264,58 @@
       </w:pPr>
       <w:r>
         <w:rPr>
+          <w:rFonts w:ascii="Calibri" w:hAnsi="Calibri" w:eastAsia="宋体" w:cs="Calibri" w:asciiTheme="minorHAnsi" w:hAnsiTheme="minorHAnsi" w:eastAsiaTheme="minorEastAsia"/>
+          <w:kern w:val="2"/>
+          <w:sz w:val="21"/>
+          <w:szCs w:val="24"/>
+        </w:rPr>
+        <w:t>硅基流动，拉取模型列表选模型。模型调节？temperature之类的？</w:t>
+      </w:r>
+    </w:p>
+    <w:p>
+      <w:pPr>
+        <w:jc w:val="both"/>
+      </w:pPr>
+      <w:r>
+        <w:rPr>
           <w:rFonts w:ascii="Calibri" w:hAnsi="Calibri" w:eastAsia="宋体" w:cs="Calibri" w:asciiTheme="minorHAnsi" w:hAnsiTheme="minorHAnsi" w:eastAsiaTheme="minorEastAsia" w:csTheme="minorBidi"/>
           <w:kern w:val="2"/>
           <w:sz w:val="21"/>
           <w:szCs w:val="24"/>
         </w:rPr>
-        <w:t>硅基流动，拉取模型列表选模型。模型调节？temperature之类的？</w:t>
-      </w:r>
-    </w:p>
-    <w:p/>
-    <w:p>
-      <w:r>
+        <w:t>蒸馏环节，如果用户上传了非常多的文档，怎么办？</w:t>
+      </w:r>
+    </w:p>
+    <w:p>
+      <w:pPr>
+        <w:jc w:val="both"/>
+      </w:pPr>
+    </w:p>
+    <w:p>
+      <w:pPr>
+        <w:jc w:val="both"/>
+      </w:pPr>
+      <w:r>
+        <w:rPr>
+          <w:rFonts w:ascii="Calibri" w:hAnsi="Calibri" w:eastAsia="宋体" w:cs="Calibri" w:asciiTheme="minorHAnsi" w:hAnsiTheme="minorHAnsi" w:eastAsiaTheme="minorEastAsia"/>
+          <w:kern w:val="2"/>
+          <w:sz w:val="21"/>
+          <w:szCs w:val="24"/>
+        </w:rPr>
         <w:t>项目管理</w:t>
       </w:r>
     </w:p>
     <w:p>
-      <w:r>
+      <w:pPr>
+        <w:jc w:val="both"/>
+      </w:pPr>
+      <w:r>
+        <w:rPr>
+          <w:rFonts w:ascii="Calibri" w:hAnsi="Calibri" w:eastAsia="宋体" w:cs="Calibri" w:asciiTheme="minorHAnsi" w:hAnsiTheme="minorHAnsi" w:eastAsiaTheme="minorEastAsia"/>
+          <w:kern w:val="2"/>
+          <w:sz w:val="21"/>
+          <w:szCs w:val="24"/>
+        </w:rPr>
         <w:t>通过对话框修正项目？</w:t>
       </w:r>
     </w:p>
